--- a/templates/macro/template.docx
+++ b/templates/macro/template.docx
@@ -190,7 +190,7 @@
                 <w:color w:val="215E99"/>
                 <w:sz w:val="16"/>
               </w:rPr>
-              <w:t>{{ report_date }}</w:t>
+              <w:t>17 Mar 2026</w:t>
             </w:r>
           </w:p>
         </w:tc>
@@ -611,7 +611,7 @@
                       <w:color w:val="000000"/>
                       <w:sz w:val="16"/>
                     </w:rPr>
-                    <w:t>{{ analyst_0_chinese_name }}{{ analyst_0_english_name }}, SFC:{{ analyst_0_sfc_code }}</w:t>
+                    <w:t>{{ a1_cn }} {{ a1_en }}], SFC:{{ a1_sfc }}</w:t>
                   </w:r>
                 </w:p>
               </w:tc>
@@ -628,7 +628,7 @@
                       <w:color w:val="000000"/>
                       <w:sz w:val="16"/>
                     </w:rPr>
-                    <w:t>{{ analyst_1_chinese_name }}{{ analyst_1_english_name }}, SFC:{{ analyst_1_sfc_code }}</w:t>
+                    <w:t>{{ a2_cn }} {{ a2_en }}], SFC:{{ a2_sfc }}</w:t>
                   </w:r>
                 </w:p>
               </w:tc>
@@ -675,7 +675,7 @@
                       <w:color w:val="000000"/>
                       <w:sz w:val="16"/>
                     </w:rPr>
-                    <w:t>{{ analyst_0_email }}</w:t>
+                    <w:t>{{ a1_email }}</w:t>
                   </w:r>
                 </w:p>
               </w:tc>
@@ -692,7 +692,7 @@
                       <w:color w:val="000000"/>
                       <w:sz w:val="16"/>
                     </w:rPr>
-                    <w:t>{{ analyst_1_email }}</w:t>
+                    <w:t>{{ a2_email }}</w:t>
                   </w:r>
                 </w:p>
               </w:tc>
@@ -882,7 +882,7 @@
                 <w:sz w:val="20"/>
                 <w:lang w:eastAsia="zh-CN"/>
               </w:rPr>
-              <w:t>(</w:t>
+              <w:t>{{ abstract }}</w:t>
             </w:r>
             <w:r>
               <w:rPr>
@@ -891,7 +891,6 @@
                 <w:kern w:val="28"/>
                 <w:sz w:val="20"/>
               </w:rPr>
-              <w:t xml:space="preserve">Please see </w:t>
             </w:r>
             <w:r>
               <w:rPr>
@@ -901,7 +900,6 @@
                 <w:sz w:val="20"/>
                 <w:lang w:eastAsia="zh-CN"/>
               </w:rPr>
-              <w:t>APPENDIX 1</w:t>
             </w:r>
             <w:r>
               <w:rPr>
@@ -910,7 +908,6 @@
                 <w:kern w:val="28"/>
                 <w:sz w:val="20"/>
               </w:rPr>
-              <w:t xml:space="preserve"> for English summary</w:t>
             </w:r>
             <w:r>
               <w:rPr>
@@ -920,7 +917,6 @@
                 <w:sz w:val="20"/>
                 <w:lang w:eastAsia="zh-CN"/>
               </w:rPr>
-              <w:t>)</w:t>
             </w:r>
           </w:p>
           <w:p>
@@ -941,7 +937,6 @@
                 <w:bCs/>
                 <w:kern w:val="28"/>
               </w:rPr>
-              <w:t>事件</w:t>
             </w:r>
           </w:p>
           <w:p>
@@ -962,7 +957,6 @@
                 <w:szCs w:val="21"/>
                 <w:lang w:eastAsia="zh-CN"/>
               </w:rPr>
-              <w:t>{{ sections_event }}</w:t>
             </w:r>
             <w:r>
               <w:rPr>
@@ -1066,6 +1060,18 @@
           </w:p>
           <w:p>
             <w:pPr>
+              <w:jc w:val="both"/>
+              <w:rPr>
+                <w:rFonts w:eastAsia="楷体_GB2312" w:cs="Calibri"/>
+                <w:snapToGrid/>
+                <w:sz w:val="21"/>
+                <w:szCs w:val="21"/>
+                <w:lang w:eastAsia="zh-CN"/>
+              </w:rPr>
+            </w:pPr>
+          </w:p>
+          <w:p>
+            <w:pPr>
               <w:pStyle w:val="94"/>
               <w:rPr>
                 <w:rFonts w:eastAsia="楷体_GB2312" w:cs="Calibri"/>
@@ -1082,7 +1088,6 @@
                 <w:bCs/>
                 <w:kern w:val="28"/>
               </w:rPr>
-              <w:t>点评</w:t>
             </w:r>
           </w:p>
           <w:p>
@@ -1104,7 +1109,438 @@
                 <w:szCs w:val="21"/>
                 <w:lang w:val="zh-CN"/>
               </w:rPr>
-              <w:t>{{ sections_comment }}</w:t>
+            </w:r>
+          </w:p>
+          <w:p>
+            <w:pPr>
+              <w:pStyle w:val="40"/>
+              <w:jc w:val="both"/>
+              <w:rPr>
+                <w:rFonts w:eastAsia="楷体_GB2312" w:cs="Calibri"/>
+                <w:snapToGrid/>
+                <w:sz w:val="21"/>
+                <w:szCs w:val="21"/>
+                <w:lang w:val="zh-CN" w:eastAsia="zh-CN"/>
+              </w:rPr>
+            </w:pPr>
+          </w:p>
+          <w:p>
+            <w:pPr>
+              <w:pStyle w:val="40"/>
+              <w:jc w:val="both"/>
+              <w:rPr>
+                <w:rFonts w:eastAsia="楷体_GB2312" w:cs="Calibri"/>
+                <w:snapToGrid/>
+                <w:sz w:val="21"/>
+                <w:szCs w:val="21"/>
+                <w:lang w:val="zh-CN" w:eastAsia="zh-CN"/>
+              </w:rPr>
+            </w:pPr>
+            <w:r>
+              <w:rPr>
+                <w:rFonts w:hint="eastAsia" w:eastAsia="楷体_GB2312" w:cs="Calibri"/>
+                <w:b/>
+                <w:bCs/>
+                <w:snapToGrid/>
+                <w:sz w:val="21"/>
+                <w:szCs w:val="21"/>
+                <w:lang w:val="zh-CN" w:eastAsia="zh-CN"/>
+              </w:rPr>
+            </w:r>
+            <w:r>
+              <w:rPr>
+                <w:rFonts w:eastAsia="楷体_GB2312" w:cs="Calibri"/>
+                <w:b/>
+                <w:bCs/>
+                <w:snapToGrid/>
+                <w:sz w:val="21"/>
+                <w:szCs w:val="21"/>
+                <w:lang w:val="zh-CN" w:eastAsia="zh-CN"/>
+              </w:rPr>
+            </w:r>
+            <w:r>
+              <w:rPr>
+                <w:rFonts w:eastAsia="楷体_GB2312" w:cs="Calibri"/>
+                <w:snapToGrid/>
+                <w:sz w:val="21"/>
+                <w:szCs w:val="21"/>
+                <w:lang w:val="zh-CN" w:eastAsia="zh-CN"/>
+              </w:rPr>
+            </w:r>
+            <w:r>
+              <w:rPr>
+                <w:rFonts w:hint="eastAsia" w:eastAsia="楷体_GB2312" w:cs="Calibri"/>
+                <w:snapToGrid/>
+                <w:sz w:val="21"/>
+                <w:szCs w:val="21"/>
+                <w:lang w:val="zh-CN" w:eastAsia="zh-CN"/>
+              </w:rPr>
+            </w:r>
+            <w:r>
+              <w:rPr>
+                <w:rFonts w:eastAsia="楷体_GB2312" w:cs="Calibri"/>
+                <w:sz w:val="21"/>
+                <w:szCs w:val="21"/>
+                <w:lang w:val="zh-CN"/>
+              </w:rPr>
+            </w:r>
+            <w:r>
+              <w:rPr>
+                <w:rFonts w:eastAsia="楷体_GB2312" w:cs="Calibri"/>
+                <w:snapToGrid/>
+                <w:sz w:val="21"/>
+                <w:szCs w:val="21"/>
+                <w:lang w:val="zh-CN" w:eastAsia="zh-CN"/>
+              </w:rPr>
+            </w:r>
+            <w:r>
+              <w:rPr>
+                <w:rFonts w:hint="eastAsia" w:eastAsia="楷体_GB2312" w:cs="Calibri"/>
+                <w:snapToGrid/>
+                <w:sz w:val="21"/>
+                <w:szCs w:val="21"/>
+                <w:lang w:val="zh-CN" w:eastAsia="zh-CN"/>
+              </w:rPr>
+            </w:r>
+            <w:r>
+              <w:rPr>
+                <w:rFonts w:eastAsia="楷体_GB2312" w:cs="Calibri"/>
+                <w:snapToGrid/>
+                <w:sz w:val="21"/>
+                <w:szCs w:val="21"/>
+                <w:lang w:val="zh-CN" w:eastAsia="zh-CN"/>
+              </w:rPr>
+            </w:r>
+            <w:r>
+              <w:rPr>
+                <w:rFonts w:hint="eastAsia" w:eastAsia="楷体_GB2312" w:cs="Calibri"/>
+                <w:snapToGrid/>
+                <w:sz w:val="21"/>
+                <w:szCs w:val="21"/>
+                <w:lang w:val="zh-CN" w:eastAsia="zh-CN"/>
+              </w:rPr>
+            </w:r>
+            <w:r>
+              <w:rPr>
+                <w:rFonts w:eastAsia="楷体_GB2312" w:cs="Calibri"/>
+                <w:snapToGrid/>
+                <w:sz w:val="21"/>
+                <w:szCs w:val="21"/>
+                <w:lang w:val="zh-CN" w:eastAsia="zh-CN"/>
+              </w:rPr>
+            </w:r>
+            <w:r>
+              <w:rPr>
+                <w:rFonts w:hint="eastAsia" w:eastAsia="楷体_GB2312" w:cs="Calibri"/>
+                <w:snapToGrid/>
+                <w:sz w:val="21"/>
+                <w:szCs w:val="21"/>
+                <w:lang w:val="zh-CN" w:eastAsia="zh-CN"/>
+              </w:rPr>
+            </w:r>
+            <w:r>
+              <w:rPr>
+                <w:rFonts w:eastAsia="楷体_GB2312" w:cs="Calibri"/>
+                <w:snapToGrid/>
+                <w:sz w:val="21"/>
+                <w:szCs w:val="21"/>
+                <w:lang w:val="zh-CN" w:eastAsia="zh-CN"/>
+              </w:rPr>
+            </w:r>
+            <w:r>
+              <w:rPr>
+                <w:rFonts w:hint="eastAsia" w:eastAsia="楷体_GB2312" w:cs="Calibri"/>
+                <w:snapToGrid/>
+                <w:sz w:val="21"/>
+                <w:szCs w:val="21"/>
+                <w:lang w:val="zh-CN" w:eastAsia="zh-CN"/>
+              </w:rPr>
+            </w:r>
+            <w:r>
+              <w:rPr>
+                <w:rFonts w:eastAsia="楷体_GB2312" w:cs="Calibri"/>
+                <w:snapToGrid/>
+                <w:sz w:val="21"/>
+                <w:szCs w:val="21"/>
+                <w:lang w:val="zh-CN" w:eastAsia="zh-CN"/>
+              </w:rPr>
+            </w:r>
+          </w:p>
+          <w:p>
+            <w:pPr>
+              <w:pStyle w:val="40"/>
+              <w:jc w:val="both"/>
+              <w:rPr>
+                <w:rFonts w:eastAsia="楷体_GB2312" w:cs="Calibri"/>
+                <w:snapToGrid/>
+                <w:sz w:val="21"/>
+                <w:szCs w:val="21"/>
+                <w:lang w:val="zh-CN" w:eastAsia="zh-CN"/>
+              </w:rPr>
+            </w:pPr>
+          </w:p>
+          <w:p>
+            <w:pPr>
+              <w:pStyle w:val="40"/>
+              <w:jc w:val="both"/>
+              <w:rPr>
+                <w:rFonts w:eastAsia="楷体_GB2312" w:cs="Calibri"/>
+                <w:snapToGrid/>
+                <w:sz w:val="21"/>
+                <w:szCs w:val="21"/>
+                <w:lang w:eastAsia="zh-CN"/>
+              </w:rPr>
+            </w:pPr>
+            <w:r>
+              <w:rPr>
+                <w:rFonts w:hint="eastAsia" w:eastAsia="楷体_GB2312" w:cs="Calibri"/>
+                <w:b/>
+                <w:bCs/>
+                <w:snapToGrid/>
+                <w:sz w:val="21"/>
+                <w:szCs w:val="21"/>
+                <w:lang w:val="en-GB" w:eastAsia="zh-CN"/>
+              </w:rPr>
+            </w:r>
+            <w:r>
+              <w:rPr>
+                <w:rFonts w:eastAsia="楷体_GB2312" w:cs="Calibri"/>
+                <w:b/>
+                <w:bCs/>
+                <w:snapToGrid/>
+                <w:sz w:val="21"/>
+                <w:szCs w:val="21"/>
+                <w:lang w:val="en-GB" w:eastAsia="zh-CN"/>
+              </w:rPr>
+            </w:r>
+            <w:r>
+              <w:rPr>
+                <w:rFonts w:hint="eastAsia" w:eastAsia="楷体_GB2312" w:cs="Calibri"/>
+                <w:b/>
+                <w:bCs/>
+                <w:snapToGrid/>
+                <w:sz w:val="21"/>
+                <w:szCs w:val="21"/>
+                <w:lang w:val="en-GB" w:eastAsia="zh-CN"/>
+              </w:rPr>
+            </w:r>
+            <w:r>
+              <w:rPr>
+                <w:rFonts w:eastAsia="楷体_GB2312" w:cs="Calibri"/>
+                <w:b/>
+                <w:bCs/>
+                <w:snapToGrid/>
+                <w:sz w:val="21"/>
+                <w:szCs w:val="21"/>
+                <w:lang w:val="en-GB" w:eastAsia="zh-CN"/>
+              </w:rPr>
+            </w:r>
+            <w:r>
+              <w:rPr>
+                <w:rFonts w:eastAsia="楷体_GB2312" w:cs="Calibri"/>
+                <w:snapToGrid/>
+                <w:sz w:val="21"/>
+                <w:szCs w:val="21"/>
+                <w:lang w:val="en-GB" w:eastAsia="zh-CN"/>
+              </w:rPr>
+            </w:r>
+            <w:r>
+              <w:rPr>
+                <w:rFonts w:hint="eastAsia" w:eastAsia="楷体_GB2312" w:cs="Calibri"/>
+                <w:snapToGrid/>
+                <w:sz w:val="21"/>
+                <w:szCs w:val="21"/>
+                <w:lang w:val="en-GB" w:eastAsia="zh-CN"/>
+              </w:rPr>
+            </w:r>
+            <w:r>
+              <w:rPr>
+                <w:rFonts w:eastAsia="楷体_GB2312" w:cs="Calibri"/>
+                <w:snapToGrid/>
+                <w:sz w:val="21"/>
+                <w:szCs w:val="21"/>
+                <w:lang w:val="en-GB" w:eastAsia="zh-CN"/>
+              </w:rPr>
+            </w:r>
+            <w:r>
+              <w:rPr>
+                <w:rFonts w:eastAsia="楷体_GB2312" w:cs="Calibri"/>
+                <w:snapToGrid/>
+                <w:sz w:val="21"/>
+                <w:szCs w:val="21"/>
+                <w:lang w:val="zh-CN" w:eastAsia="zh-CN"/>
+              </w:rPr>
+            </w:r>
+            <w:r>
+              <w:rPr>
+                <w:rFonts w:eastAsia="楷体_GB2312" w:cs="Calibri"/>
+                <w:snapToGrid/>
+                <w:sz w:val="21"/>
+                <w:szCs w:val="21"/>
+                <w:lang w:val="en-GB" w:eastAsia="zh-CN"/>
+              </w:rPr>
+            </w:r>
+            <w:r>
+              <w:rPr>
+                <w:rFonts w:hint="eastAsia" w:eastAsia="楷体_GB2312" w:cs="Calibri"/>
+                <w:snapToGrid/>
+                <w:sz w:val="21"/>
+                <w:szCs w:val="21"/>
+                <w:lang w:val="en-GB" w:eastAsia="zh-CN"/>
+              </w:rPr>
+            </w:r>
+            <w:r>
+              <w:rPr>
+                <w:rFonts w:eastAsia="楷体_GB2312" w:cs="Calibri"/>
+                <w:snapToGrid/>
+                <w:sz w:val="21"/>
+                <w:szCs w:val="21"/>
+                <w:lang w:val="en-GB" w:eastAsia="zh-CN"/>
+              </w:rPr>
+            </w:r>
+            <w:r>
+              <w:rPr>
+                <w:rFonts w:hint="eastAsia" w:eastAsia="楷体_GB2312" w:cs="Calibri"/>
+                <w:snapToGrid/>
+                <w:sz w:val="21"/>
+                <w:szCs w:val="21"/>
+                <w:lang w:val="en-GB" w:eastAsia="zh-CN"/>
+              </w:rPr>
+            </w:r>
+            <w:r>
+              <w:rPr>
+                <w:rFonts w:eastAsia="楷体_GB2312" w:cs="Calibri"/>
+                <w:snapToGrid/>
+                <w:sz w:val="21"/>
+                <w:szCs w:val="21"/>
+                <w:lang w:val="en-GB" w:eastAsia="zh-CN"/>
+              </w:rPr>
+            </w:r>
+            <w:r>
+              <w:rPr>
+                <w:rFonts w:hint="eastAsia" w:eastAsia="楷体_GB2312" w:cs="Calibri"/>
+                <w:snapToGrid/>
+                <w:sz w:val="21"/>
+                <w:szCs w:val="21"/>
+                <w:lang w:val="en-GB" w:eastAsia="zh-CN"/>
+              </w:rPr>
+            </w:r>
+            <w:r>
+              <w:rPr>
+                <w:rFonts w:eastAsia="楷体_GB2312" w:cs="Calibri"/>
+                <w:snapToGrid/>
+                <w:sz w:val="21"/>
+                <w:szCs w:val="21"/>
+                <w:lang w:val="en-GB" w:eastAsia="zh-CN"/>
+              </w:rPr>
+            </w:r>
+            <w:r>
+              <w:rPr>
+                <w:rFonts w:hint="eastAsia" w:eastAsia="楷体_GB2312" w:cs="Calibri"/>
+                <w:snapToGrid/>
+                <w:sz w:val="21"/>
+                <w:szCs w:val="21"/>
+                <w:lang w:val="en-GB" w:eastAsia="zh-CN"/>
+              </w:rPr>
+            </w:r>
+            <w:r>
+              <w:rPr>
+                <w:rFonts w:eastAsia="楷体_GB2312" w:cs="Calibri"/>
+                <w:snapToGrid/>
+                <w:sz w:val="21"/>
+                <w:szCs w:val="21"/>
+                <w:lang w:val="en-GB" w:eastAsia="zh-CN"/>
+              </w:rPr>
+            </w:r>
+            <w:r>
+              <w:rPr>
+                <w:rFonts w:hint="eastAsia" w:eastAsia="楷体_GB2312" w:cs="Calibri"/>
+                <w:snapToGrid/>
+                <w:sz w:val="21"/>
+                <w:szCs w:val="21"/>
+                <w:lang w:val="en-GB" w:eastAsia="zh-CN"/>
+              </w:rPr>
+            </w:r>
+            <w:r>
+              <w:rPr>
+                <w:rFonts w:eastAsia="楷体_GB2312" w:cs="Calibri"/>
+                <w:snapToGrid/>
+                <w:sz w:val="21"/>
+                <w:szCs w:val="21"/>
+                <w:lang w:val="en-GB" w:eastAsia="zh-CN"/>
+              </w:rPr>
+            </w:r>
+            <w:r>
+              <w:rPr>
+                <w:rFonts w:hint="eastAsia" w:eastAsia="楷体_GB2312" w:cs="Calibri"/>
+                <w:snapToGrid/>
+                <w:sz w:val="21"/>
+                <w:szCs w:val="21"/>
+                <w:lang w:val="en-GB" w:eastAsia="zh-CN"/>
+              </w:rPr>
+            </w:r>
+            <w:r>
+              <w:rPr>
+                <w:rFonts w:eastAsia="楷体_GB2312" w:cs="Calibri"/>
+                <w:snapToGrid/>
+                <w:sz w:val="21"/>
+                <w:szCs w:val="21"/>
+                <w:lang w:val="en-GB" w:eastAsia="zh-CN"/>
+              </w:rPr>
+            </w:r>
+            <w:r>
+              <w:rPr>
+                <w:rFonts w:hint="eastAsia" w:eastAsia="楷体_GB2312" w:cs="Calibri"/>
+                <w:snapToGrid/>
+                <w:sz w:val="21"/>
+                <w:szCs w:val="21"/>
+                <w:lang w:val="en-GB" w:eastAsia="zh-CN"/>
+              </w:rPr>
+            </w:r>
+            <w:r>
+              <w:rPr>
+                <w:rFonts w:eastAsia="楷体_GB2312" w:cs="Calibri"/>
+                <w:snapToGrid/>
+                <w:sz w:val="21"/>
+                <w:szCs w:val="21"/>
+                <w:lang w:val="en-GB" w:eastAsia="zh-CN"/>
+              </w:rPr>
+            </w:r>
+            <w:r>
+              <w:rPr>
+                <w:rFonts w:hint="eastAsia" w:eastAsia="楷体_GB2312" w:cs="Calibri"/>
+                <w:snapToGrid/>
+                <w:sz w:val="21"/>
+                <w:szCs w:val="21"/>
+                <w:lang w:val="en-GB" w:eastAsia="zh-CN"/>
+              </w:rPr>
+            </w:r>
+            <w:r>
+              <w:rPr>
+                <w:rFonts w:eastAsia="楷体_GB2312" w:cs="Calibri"/>
+                <w:snapToGrid/>
+                <w:sz w:val="21"/>
+                <w:szCs w:val="21"/>
+                <w:lang w:val="en-GB" w:eastAsia="zh-CN"/>
+              </w:rPr>
+            </w:r>
+            <w:r>
+              <w:rPr>
+                <w:rFonts w:hint="eastAsia" w:eastAsia="楷体_GB2312" w:cs="Calibri"/>
+                <w:snapToGrid/>
+                <w:sz w:val="21"/>
+                <w:szCs w:val="21"/>
+                <w:lang w:val="en-GB" w:eastAsia="zh-CN"/>
+              </w:rPr>
+            </w:r>
+            <w:r>
+              <w:rPr>
+                <w:rFonts w:eastAsia="楷体_GB2312" w:cs="Calibri"/>
+                <w:snapToGrid/>
+                <w:sz w:val="21"/>
+                <w:szCs w:val="21"/>
+                <w:lang w:val="en-GB" w:eastAsia="zh-CN"/>
+              </w:rPr>
             </w:r>
           </w:p>
         </w:tc>
@@ -1161,7 +1597,6 @@
           <w:kern w:val="28"/>
           <w:lang w:eastAsia="zh-CN"/>
         </w:rPr>
-        <w:t>投资建议</w:t>
       </w:r>
     </w:p>
     <w:p>
@@ -1186,7 +1621,79 @@
           <w:szCs w:val="21"/>
           <w:lang w:val="en-GB"/>
         </w:rPr>
-        <w:t>{{ sections_advice }}</w:t>
+      </w:r>
+      <w:r>
+        <w:rPr>
+          <w:rFonts w:ascii="Calibri" w:hAnsi="Calibri" w:eastAsia="楷体_GB2312" w:cs="Calibri"/>
+          <w:sz w:val="21"/>
+          <w:szCs w:val="21"/>
+          <w:lang w:val="en-GB"/>
+        </w:rPr>
+      </w:r>
+      <w:r>
+        <w:rPr>
+          <w:rFonts w:hint="eastAsia" w:ascii="Calibri" w:hAnsi="Calibri" w:eastAsia="楷体_GB2312" w:cs="Calibri"/>
+          <w:sz w:val="21"/>
+          <w:szCs w:val="21"/>
+          <w:lang w:val="en-GB"/>
+        </w:rPr>
+      </w:r>
+      <w:r>
+        <w:rPr>
+          <w:rFonts w:ascii="Calibri" w:hAnsi="Calibri" w:eastAsia="楷体_GB2312" w:cs="Calibri"/>
+          <w:sz w:val="21"/>
+          <w:szCs w:val="21"/>
+          <w:lang w:val="en-GB"/>
+        </w:rPr>
+      </w:r>
+      <w:r>
+        <w:rPr>
+          <w:rFonts w:hint="eastAsia" w:ascii="Calibri" w:hAnsi="Calibri" w:eastAsia="楷体_GB2312" w:cs="Times New Roman"/>
+          <w:sz w:val="21"/>
+          <w:szCs w:val="21"/>
+        </w:rPr>
+      </w:r>
+      <w:r>
+        <w:rPr>
+          <w:rFonts w:hint="eastAsia" w:ascii="Calibri" w:hAnsi="Calibri" w:eastAsia="楷体_GB2312" w:cs="Calibri"/>
+          <w:sz w:val="21"/>
+          <w:szCs w:val="21"/>
+          <w:lang w:val="en-GB"/>
+        </w:rPr>
+      </w:r>
+    </w:p>
+    <w:p>
+      <w:pPr>
+        <w:pStyle w:val="24"/>
+        <w:widowControl w:val="0"/>
+        <w:tabs>
+          <w:tab w:val="left" w:pos="7716"/>
+        </w:tabs>
+        <w:adjustRightInd w:val="0"/>
+        <w:snapToGrid w:val="0"/>
+        <w:spacing w:before="120" w:beforeAutospacing="0" w:after="0" w:afterAutospacing="0"/>
+        <w:ind w:firstLine="420" w:firstLineChars="200"/>
+        <w:jc w:val="both"/>
+        <w:rPr>
+          <w:rFonts w:eastAsia="楷体_GB2312" w:cs="Calibri"/>
+          <w:sz w:val="21"/>
+          <w:szCs w:val="21"/>
+          <w:lang w:val="en-GB"/>
+        </w:rPr>
+      </w:pPr>
+      <w:r>
+        <w:rPr>
+          <w:rFonts w:eastAsia="楷体_GB2312" w:cs="Calibri"/>
+          <w:sz w:val="21"/>
+          <w:szCs w:val="21"/>
+        </w:rPr>
+      </w:r>
+      <w:r>
+        <w:rPr>
+          <w:rFonts w:eastAsia="楷体_GB2312" w:cs="Calibri"/>
+          <w:sz w:val="21"/>
+          <w:szCs w:val="21"/>
+        </w:rPr>
       </w:r>
     </w:p>
     <w:p>
@@ -1206,7 +1713,6 @@
           <w:bCs/>
           <w:kern w:val="28"/>
         </w:rPr>
-        <w:t>风险</w:t>
       </w:r>
     </w:p>
     <w:p>
@@ -1229,8 +1735,49 @@
           <w:szCs w:val="21"/>
           <w:lang w:val="en-GB" w:eastAsia="zh-CN"/>
         </w:rPr>
-        <w:t>{{ sections_risks }}</w:t>
       </w:r>
+      <w:r>
+        <w:rPr>
+          <w:rFonts w:eastAsia="楷体_GB2312" w:cs="Calibri"/>
+          <w:snapToGrid/>
+          <w:sz w:val="21"/>
+          <w:szCs w:val="21"/>
+          <w:lang w:val="en-GB" w:eastAsia="zh-CN"/>
+        </w:rPr>
+      </w:r>
+      <w:r>
+        <w:rPr>
+          <w:rFonts w:hint="eastAsia" w:eastAsia="楷体_GB2312" w:cs="Calibri"/>
+          <w:snapToGrid/>
+          <w:sz w:val="21"/>
+          <w:szCs w:val="21"/>
+          <w:lang w:val="en-GB" w:eastAsia="zh-CN"/>
+        </w:rPr>
+      </w:r>
+      <w:r>
+        <w:rPr>
+          <w:rFonts w:eastAsia="楷体_GB2312" w:cs="Calibri"/>
+          <w:snapToGrid/>
+          <w:sz w:val="21"/>
+          <w:szCs w:val="21"/>
+          <w:lang w:val="en-GB" w:eastAsia="zh-CN"/>
+        </w:rPr>
+      </w:r>
+      <w:bookmarkStart w:id="2" w:name="_GoBack"/>
+      <w:bookmarkEnd w:id="2"/>
+    </w:p>
+    <w:p>
+      <w:pPr>
+        <w:spacing w:before="100" w:after="100"/>
+        <w:jc w:val="both"/>
+        <w:rPr>
+          <w:rFonts w:eastAsia="楷体_GB2312" w:cs="Calibri"/>
+          <w:bCs/>
+          <w:sz w:val="20"/>
+          <w:szCs w:val="20"/>
+          <w:lang w:val="zh-CN"/>
+        </w:rPr>
+      </w:pPr>
     </w:p>
     <w:p>
       <w:pPr>
@@ -1273,8 +1820,80 @@
           <w:sz w:val="20"/>
           <w:szCs w:val="20"/>
         </w:rPr>
+        <w:t>APPENDIX 1</w:t>
+      </w:r>
+    </w:p>
+    <w:p>
+      <w:pPr>
+        <w:pStyle w:val="12"/>
+        <w:spacing w:before="120" w:beforeLines="50" w:after="120" w:afterLines="50" w:line="260" w:lineRule="exact"/>
+        <w:ind w:left="0" w:leftChars="0" w:right="42" w:firstLine="0"/>
+        <w:jc w:val="both"/>
+        <w:rPr>
+          <w:rFonts w:ascii="Calibri" w:hAnsi="Calibri" w:eastAsia="楷体_GB2312" w:cs="Calibri"/>
+          <w:b/>
+          <w:sz w:val="20"/>
+          <w:szCs w:val="20"/>
+        </w:rPr>
+      </w:pPr>
+      <w:r>
+        <w:rPr>
+          <w:rFonts w:ascii="Calibri" w:hAnsi="Calibri" w:eastAsia="楷体_GB2312" w:cs="Calibri"/>
+          <w:b/>
+          <w:sz w:val="20"/>
+          <w:szCs w:val="20"/>
+        </w:rPr>
+        <w:t>Summary</w:t>
+      </w:r>
+    </w:p>
+    <w:p>
+      <w:pPr>
+        <w:pStyle w:val="40"/>
+        <w:jc w:val="both"/>
+        <w:rPr>
+          <w:rFonts w:eastAsia="楷体_GB2312" w:cs="Calibri"/>
+          <w:snapToGrid/>
+          <w:sz w:val="21"/>
+          <w:szCs w:val="21"/>
+          <w:lang w:val="zh-CN" w:eastAsia="zh-CN"/>
+        </w:rPr>
+      </w:pPr>
+      <w:r>
+        <w:rPr>
+          <w:rFonts w:eastAsia="楷体_GB2312" w:cs="Calibri"/>
+          <w:snapToGrid/>
+          <w:sz w:val="21"/>
+          <w:szCs w:val="21"/>
+          <w:lang w:val="zh-CN" w:eastAsia="zh-CN"/>
+        </w:rPr>
         <w:t>{{ appendix }}</w:t>
       </w:r>
+    </w:p>
+    <w:p>
+      <w:pPr>
+        <w:spacing w:before="100" w:after="100"/>
+        <w:jc w:val="both"/>
+        <w:rPr>
+          <w:rFonts w:eastAsia="楷体_GB2312" w:cs="Calibri"/>
+          <w:bCs/>
+          <w:sz w:val="20"/>
+          <w:szCs w:val="20"/>
+          <w:lang w:val="zh-CN"/>
+        </w:rPr>
+      </w:pPr>
+    </w:p>
+    <w:p>
+      <w:pPr>
+        <w:spacing w:before="100" w:after="100"/>
+        <w:jc w:val="both"/>
+        <w:rPr>
+          <w:rFonts w:eastAsia="楷体_GB2312" w:cs="Calibri"/>
+          <w:bCs/>
+          <w:sz w:val="20"/>
+          <w:szCs w:val="20"/>
+          <w:lang w:val="zh-CN"/>
+        </w:rPr>
+      </w:pPr>
     </w:p>
     <w:p>
       <w:pPr>
@@ -1843,7 +2462,7 @@
                       <w:w w:val="70"/>
                       <w:sz w:val="20"/>
                     </w:rPr>
-                    <w:t>我， {{ analyst_0_chinese_name }}，在此保证（i）本研究报告中的意见准确反映了我们对本研究中提及的任何或所有目标公司或上市公司的个人观点，并且（ii）我的报酬中没有任何部分与本研究报告中表达的具体建议或观点直接或间接相关；及就此报告中所讨论目标公司的证券，我们（包括我们的家属）在其中均不持有任何财务利益。I, {{ analyst_0_english_name }}, certify that (i) the views expressed in this research report accurately reflect my personal views about any or all of the subject companies or issuers referred to in this research and (ii) no part of my compensation was, is or will be directly or indirectly related to the specific recommendations or views expressed in this research report; and that I (including members of my household) have no financial interest in the security or securities of the subject companies discussed.</w:t>
+                    <w:t>我， {{ a1_cn }}，在此保证（i）本研究报告中的意见准确反映了我们对本研究中提及的任何或所有目标公司或上市公司的个人观点，并且（ii）我的报酬中没有任何部分与本研究报告中表达的具体建议或观点直接或间接相关；及就此报告中所讨论目标公司的证券，我们（包括我们的家属）在其中均不持有任何财务利益。I, {{ a1_en }}, certify that (i) the views expressed in this research report accurately reflect my personal views about any or all of the subject companies or issuers referred to in this research and (ii) no part of my compensation was, is or will be directly or indirectly related to the specific recommendations or views expressed in this research report; and that I (including members of my household) have no financial interest in the security or securities of the subject companies discussed.</w:t>
                   </w:r>
                 </w:p>
                 <w:p>
@@ -1856,7 +2475,7 @@
                       <w:w w:val="70"/>
                       <w:sz w:val="20"/>
                     </w:rPr>
-                    <w:t>我， {{ analyst_1_chinese_name }}，在此保证（i）本研究报告中的意见准确反映了我们对本研究中提及的任何或所有目标公司或上市公司的个人观点，并且（ii）我的报酬中没有任何部分与本研究报告中表达的具体建议或观点直接或间接相关；及就此报告中所讨论目标公司的证券，我们（包括我们的家属）在其中均不持有任何财务利益。I, {{ analyst_1_english_name }}, certify that (i) the views expressed in this research report accurately reflect my personal views about any or all of the subject companies or issuers referred to in this research and (ii) no part of my compensation was, is or will be directly or indirectly related to the specific recommendations or views expressed in this research report; and that I (including members of my household) have no financial interest in the security or securities of the subject companies discussed.</w:t>
+                    <w:t>我， {{ a2_cn }}，在此保证（i）本研究报告中的意见准确反映了我们对本研究中提及的任何或所有目标公司或上市公司的个人观点，并且（ii）我的报酬中没有任何部分与本研究报告中表达的具体建议或观点直接或间接相关；及就此报告中所讨论目标公司的证券，我们（包括我们的家属）在其中均不持有任何财务利益。I, {{ a2_en }}, certify that (i) the views expressed in this research report accurately reflect my personal views about any or all of the subject companies or issuers referred to in this research and (ii) no part of my compensation was, is or will be directly or indirectly related to the specific recommendations or views expressed in this research report; and that I (including members of my household) have no financial interest in the security or securities of the subject companies discussed.</w:t>
                   </w:r>
                 </w:p>
               </w:tc>
